--- a/_workspace/books/fractured-prisms/fractured-prisms.docx
+++ b/_workspace/books/fractured-prisms/fractured-prisms.docx
@@ -479,10 +479,7 @@
         <w:t>Fractured Prisms</w:t>
       </w:r>
       <w:r>
-        <w:t xml:space="preserve"> not just as an instrument, but as a deliberate, desperate way to resurrect Gwen's spirit and keep her</w:t>
-      </w:r>
-      <w:r>
-        <w:t xml:space="preserve"> in the room with them.</w:t>
+        <w:t xml:space="preserve"> not just as an instrument, but as a deliberate, desperate way to resurrect Gwen's spirit and keep her in the room with them.</w:t>
       </w:r>
     </w:p>
     <w:p>
@@ -557,10 +554,7 @@
         <w:t>Fractured Prisms</w:t>
       </w:r>
       <w:r>
-        <w:t xml:space="preserve"> is so synth-heavy and why a virtuoso flute solo replaces the guitar solo on "Mirrors of Yesterday." They physically lost Simon forever, so they forced the synthesizers to</w:t>
-      </w:r>
-      <w:r>
-        <w:t xml:space="preserve"> carry that sweeping, soaring weight.</w:t>
+        <w:t xml:space="preserve"> is so synth-heavy and why a virtuoso flute solo replaces the guitar solo on "Mirrors of Yesterday." They physically lost Simon forever, so they forced the synthesizers to carry that sweeping, soaring weight.</w:t>
       </w:r>
     </w:p>
     <w:p>
@@ -595,10 +589,7 @@
         <w:t>5. Rhys Manning (Younger Brother) – Synthesizers, Sequencers, and Percussion Programming</w:t>
       </w:r>
       <w:r>
-        <w:t xml:space="preserve"> Rhys is the obsessive architect of their new reality. When the family orchestra was wiped out by tragedy and the older members perished, Rhys refused to let the music die with them. He traded his traditional piano for a bank of Roland and Yamaha synthesizers and complex drum sequencers. He doesn't just play the instruments; he uses them to build a mechanical mausoleum to replace the brothers and cousins who are gone. Exhausted, intensely focused, and perpetually surrounded by a tangle of cables, Rhys bears</w:t>
-      </w:r>
-      <w:r>
-        <w:t xml:space="preserve"> the immense pressure of engineering the massive wall of sound that keeps the band's pulse alive in their isolated new world.</w:t>
+        <w:t xml:space="preserve"> Rhys is the obsessive architect of their new reality. When the family orchestra was wiped out by tragedy and the older members perished, Rhys refused to let the music die with them. He traded his traditional piano for a bank of Roland and Yamaha synthesizers and complex drum sequencers. He doesn't just play the instruments; he uses them to build a mechanical mausoleum to replace the brothers and cousins who are gone. Exhausted, intensely focused, and perpetually surrounded by a tangle of cables, Rhys bears the immense pressure of engineering the massive wall of sound that keeps the band's pulse alive in their isolated new world.</w:t>
       </w:r>
     </w:p>
     <w:p>
@@ -629,10 +620,7 @@
         <w:t>Fractured Prisms</w:t>
       </w:r>
       <w:r>
-        <w:t xml:space="preserve">. Taking up Gwen’s flute to keep the "Safe Harbor" alive, Claire writes the lyrics that process their collective mourning, survivor's guilt, and isolation. </w:t>
-      </w:r>
-      <w:r>
-        <w:t>With her stark, geometric style and soaring, urgent vocals, she stands as the emotional vanguard of the duo—protecting her brother's fragile musical machine with absolute fierce determination.</w:t>
+        <w:t>. Taking up Gwen’s flute to keep the "Safe Harbor" alive, Claire writes the lyrics that process their collective mourning, survivor's guilt, and isolation. With her stark, geometric style and soaring, urgent vocals, she stands as the emotional vanguard of the duo—protecting her brother's fragile musical machine with absolute fierce determination.</w:t>
       </w:r>
     </w:p>
     <w:p>
@@ -796,10 +784,7 @@
         <w:pStyle w:val="BodyText"/>
       </w:pPr>
       <w:r>
-        <w:t>There, the two young survivors built a literal "fragile fortress" of cables, drum machines, and synthesizers to resurrect the massive sound of the six-piece family they lost. They physically play every salvaged guitar, bass, and woodwind, bridging the gaps they can't physically play at the same time with an army of sequencers. Every programmed heavy snare hit, every strum of Simon's acoustic guitar, and every haunting breath through Gwen's wooden flute is a séance—an electronic and physical mirror held up t</w:t>
-      </w:r>
-      <w:r>
-        <w:t>o the memories of the family they left behind.</w:t>
+        <w:t>There, the two young survivors built a literal "fragile fortress" of cables, drum machines, and synthesizers to resurrect the massive sound of the six-piece family they lost. They physically play every salvaged guitar, bass, and woodwind, bridging the gaps they can't physically play at the same time with an army of sequencers. Every programmed heavy snare hit, every strum of Simon's acoustic guitar, and every haunting breath through Gwen's wooden flute is a séance—an electronic and physical mirror held up to the memories of the family they left behind.</w:t>
       </w:r>
     </w:p>
     <w:p>
@@ -967,10 +952,7 @@
         <w:pStyle w:val="BodyText"/>
       </w:pPr>
       <w:r>
-        <w:t>However, this massive, sudden influx of transatlantic royalty money triggered a deeply pragmatic, real-world headache. As dual citizens born to an American father, Rhys and Claire were subject to US taxes—a fact they were blissfully unaware of. Having worked minor teenage jobs in the UK, they had faithfully paid their taxes to HMRC and assumed they were squared away. It wasn't until "The Hollow Square" made them international superstars that Uncle Sam came knocking. The IRS hit the grieving, isolated siblin</w:t>
-      </w:r>
-      <w:r>
-        <w:t>gs with a massive, unexpected tax bill—a harsh, bureaucratic reality check crashing right into the middle of their electronic séance.</w:t>
+        <w:t>However, this massive, sudden influx of transatlantic royalty money triggered a deeply pragmatic, real-world headache. As dual citizens born to an American father, Rhys and Claire were subject to US taxes—a fact they were blissfully unaware of. Having worked minor teenage jobs in the UK, they had faithfully paid their taxes to HMRC and assumed they were squared away. It wasn't until "The Hollow Square" made them international superstars that Uncle Sam came knocking. The IRS hit the grieving, isolated siblings with a massive, unexpected tax bill—a harsh, bureaucratic reality check crashing right into the middle of their electronic séance.</w:t>
       </w:r>
     </w:p>
     <w:p>
@@ -978,14 +960,8 @@
         <w:pStyle w:val="Heading1"/>
       </w:pPr>
       <w:r>
-        <w:rPr>
-          <w:rFonts w:ascii="Segoe UI Symbol" w:hAnsi="Segoe UI Symbol" w:cs="Segoe UI Symbol"/>
-        </w:rPr>
         <w:lastRenderedPageBreak/>
-        <w:t>🗎</w:t>
-      </w:r>
-      <w:r>
-        <w:t xml:space="preserve"> THE 1985 AMERICAN SHORE TOUR ARCHIVE</w:t>
+        <w:t>THE 1985 AMERICAN SHORE TOUR ARCHIVE</w:t>
       </w:r>
     </w:p>
     <w:p>
@@ -1364,13 +1340,7 @@
         <w:pStyle w:val="Heading2"/>
       </w:pPr>
       <w:r>
-        <w:rPr>
-          <w:rFonts w:ascii="Segoe UI Emoji" w:hAnsi="Segoe UI Emoji" w:cs="Segoe UI Emoji"/>
-        </w:rPr>
-        <w:t>🎛️</w:t>
-      </w:r>
-      <w:r>
-        <w:t xml:space="preserve"> THE INDEPENDENCE STADIUM CUE SHEET (HIGHLIGHT)</w:t>
+        <w:t>THE INDEPENDENCE STADIUM CUE SHEET (HIGHLIGHT)</w:t>
       </w:r>
     </w:p>
     <w:p>
@@ -3728,6 +3698,7 @@
   <w:style w:type="character" w:default="1" w:styleId="DefaultParagraphFont">
     <w:name w:val="Default Paragraph Font"/>
     <w:uiPriority w:val="1"/>
+    <w:semiHidden/>
     <w:unhideWhenUsed/>
   </w:style>
   <w:style w:type="table" w:default="1" w:styleId="TableNormal">
